--- a/projects/valuepickr-open-screen/docs/Edelweiss Financial Services.docx
+++ b/projects/valuepickr-open-screen/docs/Edelweiss Financial Services.docx
@@ -286,6 +286,624 @@
         <w:spacing w:after="120" w:before="280"/>
       </w:pPr>
       <w:r>
+        <w:t xml:space="preserve">Guidance &amp; Expectation Gap</w:t>
+      </w:r>
+    </w:p>
+    <w:p>
+      <w:pPr>
+        <w:spacing w:after="120"/>
+      </w:pPr>
+      <w:r>
+        <w:rPr>
+          <w:i/>
+          <w:iCs/>
+          <w:color w:val="666666"/>
+          <w:sz w:val="18"/>
+          <w:szCs w:val="18"/>
+        </w:rPr>
+        <w:t xml:space="preserve">Management guidance decoded into commitments, graded on the expectation → action → operational → commercial → financial ladder, then compared to what the current price appears to assume. Method: playbook/guidance-and-expectation-gap.md.</w:t>
+      </w:r>
+    </w:p>
+    <w:p>
+      <w:pPr>
+        <w:spacing w:after="120"/>
+      </w:pPr>
+      <w:r>
+        <w:rPr>
+          <w:b/>
+          <w:bCs/>
+          <w:sz w:val="20"/>
+          <w:szCs w:val="20"/>
+        </w:rPr>
+        <w:t xml:space="preserve">Market expectation vs. our path:</w:t>
+      </w:r>
+    </w:p>
+    <w:tbl>
+      <w:tblPr>
+        <w:tblW w:type="dxa" w:w="9000"/>
+        <w:tblBorders>
+          <w:top w:val="single" w:color="auto" w:sz="4"/>
+          <w:left w:val="single" w:color="auto" w:sz="4"/>
+          <w:bottom w:val="single" w:color="auto" w:sz="4"/>
+          <w:right w:val="single" w:color="auto" w:sz="4"/>
+          <w:insideH w:val="single" w:color="auto" w:sz="4"/>
+          <w:insideV w:val="single" w:color="auto" w:sz="4"/>
+        </w:tblBorders>
+      </w:tblPr>
+      <w:tblGrid>
+        <w:gridCol w:w="3200"/>
+        <w:gridCol w:w="5800"/>
+      </w:tblGrid>
+      <w:tr>
+        <w:tc>
+          <w:tcPr>
+            <w:tcW w:type="dxa" w:w="3200"/>
+            <w:shd w:fill="F2F2F2" w:val="clear"/>
+          </w:tcPr>
+          <w:p>
+            <w:r>
+              <w:rPr>
+                <w:b/>
+                <w:bCs/>
+              </w:rPr>
+              <w:t xml:space="preserve">As of</w:t>
+            </w:r>
+          </w:p>
+        </w:tc>
+        <w:tc>
+          <w:tcPr>
+            <w:tcW w:type="dxa" w:w="5800"/>
+          </w:tcPr>
+          <w:p>
+            <w:r>
+              <w:t xml:space="preserve">2026-09-09</w:t>
+            </w:r>
+          </w:p>
+        </w:tc>
+      </w:tr>
+      <w:tr>
+        <w:tc>
+          <w:tcPr>
+            <w:tcW w:type="dxa" w:w="3200"/>
+            <w:shd w:fill="F2F2F2" w:val="clear"/>
+          </w:tcPr>
+          <w:p>
+            <w:r>
+              <w:rPr>
+                <w:b/>
+                <w:bCs/>
+              </w:rPr>
+              <w:t xml:space="preserve">Price / multiple</w:t>
+            </w:r>
+          </w:p>
+        </w:tc>
+        <w:tc>
+          <w:tcPr>
+            <w:tcW w:type="dxa" w:w="5800"/>
+          </w:tcPr>
+          <w:p>
+            <w:r>
+              <w:t xml:space="preserve">Rs 134 · 20.1x P/E</w:t>
+            </w:r>
+          </w:p>
+        </w:tc>
+      </w:tr>
+      <w:tr>
+        <w:tc>
+          <w:tcPr>
+            <w:tcW w:type="dxa" w:w="3200"/>
+            <w:shd w:fill="F2F2F2" w:val="clear"/>
+          </w:tcPr>
+          <w:p>
+            <w:r>
+              <w:rPr>
+                <w:b/>
+                <w:bCs/>
+              </w:rPr>
+              <w:t xml:space="preserve">Right valuation lens</w:t>
+            </w:r>
+          </w:p>
+        </w:tc>
+        <w:tc>
+          <w:tcPr>
+            <w:tcW w:type="dxa" w:w="5800"/>
+          </w:tcPr>
+          <w:p>
+            <w:r>
+              <w:t xml:space="preserve">P/B</w:t>
+            </w:r>
+          </w:p>
+        </w:tc>
+      </w:tr>
+      <w:tr>
+        <w:tc>
+          <w:tcPr>
+            <w:tcW w:type="dxa" w:w="3200"/>
+            <w:shd w:fill="F2F2F2" w:val="clear"/>
+          </w:tcPr>
+          <w:p>
+            <w:r>
+              <w:rPr>
+                <w:b/>
+                <w:bCs/>
+              </w:rPr>
+              <w:t xml:space="preserve">Price implies</w:t>
+            </w:r>
+          </w:p>
+        </w:tc>
+        <w:tc>
+          <w:tcPr>
+            <w:tcW w:type="dxa" w:w="5800"/>
+          </w:tcPr>
+          <w:p>
+            <w:r>
+              <w:t xml:space="preserve">~2.7x P/B on a ~14% ROE hold-co implies the market is crediting the asset-management-arm IPO / sum-of-the-parts unlock; fair value near 2x P/B needs ROE to sustain 14-16% and the AMC listing to crystallise</w:t>
+            </w:r>
+          </w:p>
+        </w:tc>
+      </w:tr>
+      <w:tr>
+        <w:tc>
+          <w:tcPr>
+            <w:tcW w:type="dxa" w:w="3200"/>
+            <w:shd w:fill="F2F2F2" w:val="clear"/>
+          </w:tcPr>
+          <w:p>
+            <w:r>
+              <w:rPr>
+                <w:b/>
+                <w:bCs/>
+              </w:rPr>
+              <w:t xml:space="preserve">Our FY27</w:t>
+            </w:r>
+          </w:p>
+        </w:tc>
+        <w:tc>
+          <w:tcPr>
+            <w:tcW w:type="dxa" w:w="5800"/>
+          </w:tcPr>
+          <w:p>
+            <w:r>
+              <w:t xml:space="preserve">revenue +10-15%, ROE creeping toward 14-15%; standalone earnings power modest</w:t>
+            </w:r>
+          </w:p>
+        </w:tc>
+      </w:tr>
+      <w:tr>
+        <w:tc>
+          <w:tcPr>
+            <w:tcW w:type="dxa" w:w="3200"/>
+            <w:shd w:fill="F2F2F2" w:val="clear"/>
+          </w:tcPr>
+          <w:p>
+            <w:r>
+              <w:rPr>
+                <w:b/>
+                <w:bCs/>
+              </w:rPr>
+              <w:t xml:space="preserve">Our FY28</w:t>
+            </w:r>
+          </w:p>
+        </w:tc>
+        <w:tc>
+          <w:tcPr>
+            <w:tcW w:type="dxa" w:w="5800"/>
+          </w:tcPr>
+          <w:p>
+            <w:r>
+              <w:t xml:space="preserve">value realisation hinges on the AMC IPO timing and terms, not organic compounding</w:t>
+            </w:r>
+          </w:p>
+        </w:tc>
+      </w:tr>
+      <w:tr>
+        <w:tc>
+          <w:tcPr>
+            <w:tcW w:type="dxa" w:w="3200"/>
+            <w:shd w:fill="F2F2F2" w:val="clear"/>
+          </w:tcPr>
+          <w:p>
+            <w:r>
+              <w:rPr>
+                <w:b/>
+                <w:bCs/>
+              </w:rPr>
+              <w:t xml:space="preserve">Gap direction</w:t>
+            </w:r>
+          </w:p>
+        </w:tc>
+        <w:tc>
+          <w:tcPr>
+            <w:tcW w:type="dxa" w:w="5800"/>
+          </w:tcPr>
+          <w:p>
+            <w:r>
+              <w:t xml:space="preserve">partially-priced</w:t>
+            </w:r>
+          </w:p>
+        </w:tc>
+      </w:tr>
+      <w:tr>
+        <w:tc>
+          <w:tcPr>
+            <w:tcW w:type="dxa" w:w="3200"/>
+            <w:shd w:fill="F2F2F2" w:val="clear"/>
+          </w:tcPr>
+          <w:p>
+            <w:r>
+              <w:rPr>
+                <w:b/>
+                <w:bCs/>
+              </w:rPr>
+              <w:t xml:space="preserve">Gap type</w:t>
+            </w:r>
+          </w:p>
+        </w:tc>
+        <w:tc>
+          <w:tcPr>
+            <w:tcW w:type="dxa" w:w="5800"/>
+          </w:tcPr>
+          <w:p>
+            <w:r>
+              <w:t xml:space="preserve">new_business</w:t>
+            </w:r>
+          </w:p>
+        </w:tc>
+      </w:tr>
+      <w:tr>
+        <w:tc>
+          <w:tcPr>
+            <w:tcW w:type="dxa" w:w="3200"/>
+            <w:shd w:fill="F2F2F2" w:val="clear"/>
+          </w:tcPr>
+          <w:p>
+            <w:r>
+              <w:rPr>
+                <w:b/>
+                <w:bCs/>
+              </w:rPr>
+              <w:t xml:space="preserve">Gap magnitude</w:t>
+            </w:r>
+          </w:p>
+        </w:tc>
+        <w:tc>
+          <w:tcPr>
+            <w:tcW w:type="dxa" w:w="5800"/>
+          </w:tcPr>
+          <w:p>
+            <w:r>
+              <w:t xml:space="preserve">not estimable</w:t>
+            </w:r>
+          </w:p>
+        </w:tc>
+      </w:tr>
+      <w:tr>
+        <w:tc>
+          <w:tcPr>
+            <w:tcW w:type="dxa" w:w="3200"/>
+            <w:shd w:fill="F2F2F2" w:val="clear"/>
+          </w:tcPr>
+          <w:p>
+            <w:r>
+              <w:rPr>
+                <w:b/>
+                <w:bCs/>
+              </w:rPr>
+              <w:t xml:space="preserve">Gap basis</w:t>
+            </w:r>
+          </w:p>
+        </w:tc>
+        <w:tc>
+          <w:tcPr>
+            <w:tcW w:type="dxa" w:w="5800"/>
+          </w:tcPr>
+          <w:p>
+            <w:r>
+              <w:t xml:space="preserve">the SOTP / AMC-IPO unlock is partly in the 2.7x P/B; execution and timing of the listing are the swing, and the consolidated ROE has never reached 15%</w:t>
+            </w:r>
+          </w:p>
+        </w:tc>
+      </w:tr>
+      <w:tr>
+        <w:tc>
+          <w:tcPr>
+            <w:tcW w:type="dxa" w:w="3200"/>
+            <w:shd w:fill="F2F2F2" w:val="clear"/>
+          </w:tcPr>
+          <w:p>
+            <w:r>
+              <w:rPr>
+                <w:b/>
+                <w:bCs/>
+              </w:rPr>
+              <w:t xml:space="preserve">Evidence quality</w:t>
+            </w:r>
+          </w:p>
+        </w:tc>
+        <w:tc>
+          <w:tcPr>
+            <w:tcW w:type="dxa" w:w="5800"/>
+          </w:tcPr>
+          <w:p>
+            <w:r>
+              <w:t xml:space="preserve">weak</w:t>
+            </w:r>
+          </w:p>
+        </w:tc>
+      </w:tr>
+    </w:tbl>
+    <w:p>
+      <w:pPr>
+        <w:spacing w:after="120"/>
+      </w:pPr>
+      <w:r>
+        <w:rPr>
+          <w:i/>
+          <w:iCs/>
+          <w:color w:val="666666"/>
+          <w:sz w:val="16"/>
+          <w:szCs w:val="16"/>
+        </w:rPr>
+        <w:t xml:space="preserve">no broker consensus; implied path is a reverse-P/E estimate + screener.in forward figures + VP thread view</w:t>
+      </w:r>
+    </w:p>
+    <w:p>
+      <w:pPr>
+        <w:pStyle w:val="Heading1"/>
+        <w:spacing w:after="120" w:before="280"/>
+      </w:pPr>
+      <w:r>
+        <w:t xml:space="preserve">Ishmohit-Lens Checks (value chain · earnings quality · growth trajectory · management · quality metrics · track record · global-signal check)</w:t>
+      </w:r>
+    </w:p>
+    <w:p>
+      <w:pPr>
+        <w:spacing w:after="120"/>
+      </w:pPr>
+      <w:r>
+        <w:rPr>
+          <w:i/>
+          <w:iCs/>
+          <w:color w:val="666666"/>
+          <w:sz w:val="18"/>
+          <w:szCs w:val="18"/>
+        </w:rPr>
+        <w:t xml:space="preserve">Extra checks drawn from @ishmohit1 / SOIC methodology (playbook/ishmohit-soic-style.md): where the company sits in its value chain and what the supply side is doing, whether a margin/PAT inflection is structural or a cyclical peak, the rate-of-change of growth vs. what the multiple demands, and management quality as a positive attribute.</w:t>
+      </w:r>
+    </w:p>
+    <w:p>
+      <w:pPr>
+        <w:spacing w:after="120"/>
+      </w:pPr>
+      <w:r>
+        <w:rPr>
+          <w:b/>
+          <w:bCs/>
+          <w:sz w:val="20"/>
+          <w:szCs w:val="20"/>
+        </w:rPr>
+        <w:t xml:space="preserve">Quality metrics (ROCE · debt · FCF · margin · capex):</w:t>
+      </w:r>
+    </w:p>
+    <w:tbl>
+      <w:tblPr>
+        <w:tblW w:type="dxa" w:w="9000"/>
+        <w:tblBorders>
+          <w:top w:val="single" w:color="auto" w:sz="4"/>
+          <w:left w:val="single" w:color="auto" w:sz="4"/>
+          <w:bottom w:val="single" w:color="auto" w:sz="4"/>
+          <w:right w:val="single" w:color="auto" w:sz="4"/>
+          <w:insideH w:val="single" w:color="auto" w:sz="4"/>
+          <w:insideV w:val="single" w:color="auto" w:sz="4"/>
+        </w:tblBorders>
+      </w:tblPr>
+      <w:tblGrid>
+        <w:gridCol w:w="3200"/>
+        <w:gridCol w:w="5800"/>
+      </w:tblGrid>
+      <w:tr>
+        <w:tc>
+          <w:tcPr>
+            <w:tcW w:type="dxa" w:w="3200"/>
+            <w:shd w:fill="F2F2F2" w:val="clear"/>
+          </w:tcPr>
+          <w:p>
+            <w:r>
+              <w:rPr>
+                <w:b/>
+                <w:bCs/>
+              </w:rPr>
+              <w:t xml:space="preserve">Assessment</w:t>
+            </w:r>
+          </w:p>
+        </w:tc>
+        <w:tc>
+          <w:tcPr>
+            <w:tcW w:type="dxa" w:w="5800"/>
+          </w:tcPr>
+          <w:p>
+            <w:r>
+              <w:t xml:space="preserve">neutral</w:t>
+            </w:r>
+          </w:p>
+        </w:tc>
+      </w:tr>
+      <w:tr>
+        <w:tc>
+          <w:tcPr>
+            <w:tcW w:type="dxa" w:w="3200"/>
+            <w:shd w:fill="F2F2F2" w:val="clear"/>
+          </w:tcPr>
+          <w:p>
+            <w:r>
+              <w:rPr>
+                <w:b/>
+                <w:bCs/>
+              </w:rPr>
+              <w:t xml:space="preserve">ROCE</w:t>
+            </w:r>
+          </w:p>
+        </w:tc>
+        <w:tc>
+          <w:tcPr>
+            <w:tcW w:type="dxa" w:w="5800"/>
+          </w:tcPr>
+          <w:p>
+            <w:r>
+              <w:t xml:space="preserve">14% (improving)</w:t>
+            </w:r>
+          </w:p>
+        </w:tc>
+      </w:tr>
+      <w:tr>
+        <w:tc>
+          <w:tcPr>
+            <w:tcW w:type="dxa" w:w="3200"/>
+            <w:shd w:fill="F2F2F2" w:val="clear"/>
+          </w:tcPr>
+          <w:p>
+            <w:r>
+              <w:rPr>
+                <w:b/>
+                <w:bCs/>
+              </w:rPr>
+              <w:t xml:space="preserve">Leverage</w:t>
+            </w:r>
+          </w:p>
+        </w:tc>
+        <w:tc>
+          <w:tcPr>
+            <w:tcW w:type="dxa" w:w="5800"/>
+          </w:tcPr>
+          <w:p>
+            <w:r>
+              <w:t xml:space="preserve">—</w:t>
+            </w:r>
+          </w:p>
+        </w:tc>
+      </w:tr>
+      <w:tr>
+        <w:tc>
+          <w:tcPr>
+            <w:tcW w:type="dxa" w:w="3200"/>
+            <w:shd w:fill="F2F2F2" w:val="clear"/>
+          </w:tcPr>
+          <w:p>
+            <w:r>
+              <w:rPr>
+                <w:b/>
+                <w:bCs/>
+              </w:rPr>
+              <w:t xml:space="preserve">FCF conversion</w:t>
+            </w:r>
+          </w:p>
+        </w:tc>
+        <w:tc>
+          <w:tcPr>
+            <w:tcW w:type="dxa" w:w="5800"/>
+          </w:tcPr>
+          <w:p>
+            <w:r>
+              <w:t xml:space="preserve">—</w:t>
+            </w:r>
+          </w:p>
+        </w:tc>
+      </w:tr>
+      <w:tr>
+        <w:tc>
+          <w:tcPr>
+            <w:tcW w:type="dxa" w:w="3200"/>
+            <w:shd w:fill="F2F2F2" w:val="clear"/>
+          </w:tcPr>
+          <w:p>
+            <w:r>
+              <w:rPr>
+                <w:b/>
+                <w:bCs/>
+              </w:rPr>
+              <w:t xml:space="preserve">Margin trend</w:t>
+            </w:r>
+          </w:p>
+        </w:tc>
+        <w:tc>
+          <w:tcPr>
+            <w:tcW w:type="dxa" w:w="5800"/>
+          </w:tcPr>
+          <w:p>
+            <w:r>
+              <w:t xml:space="preserve">expanding</w:t>
+            </w:r>
+          </w:p>
+        </w:tc>
+      </w:tr>
+      <w:tr>
+        <w:tc>
+          <w:tcPr>
+            <w:tcW w:type="dxa" w:w="3200"/>
+            <w:shd w:fill="F2F2F2" w:val="clear"/>
+          </w:tcPr>
+          <w:p>
+            <w:r>
+              <w:rPr>
+                <w:b/>
+                <w:bCs/>
+              </w:rPr>
+              <w:t xml:space="preserve">Capex efficiency</w:t>
+            </w:r>
+          </w:p>
+        </w:tc>
+        <w:tc>
+          <w:tcPr>
+            <w:tcW w:type="dxa" w:w="5800"/>
+          </w:tcPr>
+          <w:p>
+            <w:r>
+              <w:t xml:space="preserve">neutral</w:t>
+            </w:r>
+          </w:p>
+        </w:tc>
+      </w:tr>
+    </w:tbl>
+    <w:p>
+      <w:pPr>
+        <w:spacing w:after="60" w:before="120"/>
+      </w:pPr>
+      <w:r>
+        <w:rPr>
+          <w:b/>
+          <w:bCs/>
+          <w:sz w:val="20"/>
+          <w:szCs w:val="20"/>
+        </w:rPr>
+        <w:t xml:space="preserve">Track record (Coffee Can persistence check): </w:t>
+      </w:r>
+      <w:r>
+        <w:rPr>
+          <w:sz w:val="20"/>
+          <w:szCs w:val="20"/>
+        </w:rPr>
+        <w:t xml:space="preserve">cleared revenue growth ≥10% AND ROCE ≥15% in 0 of the last 11 years (consistency_score 0)</w:t>
+      </w:r>
+    </w:p>
+    <w:p>
+      <w:pPr>
+        <w:spacing w:after="120"/>
+      </w:pPr>
+      <w:r>
+        <w:rPr>
+          <w:color w:val="666666"/>
+          <w:sz w:val="18"/>
+          <w:szCs w:val="18"/>
+        </w:rPr>
+        <w:t xml:space="preserve">Consolidated ROE (used in place of ROCE for a financial) was 5% through FY20 and only reached 14% by FY26 - below the 15% filter every year. Revenue growth is erratic with the credit cycle (-34% to +35%). No year clears both filters; the thesis is a SOTP unlock, not a consistency record.</w:t>
+      </w:r>
+    </w:p>
+    <w:p>
+      <w:pPr>
+        <w:pStyle w:val="Heading1"/>
+        <w:spacing w:after="120" w:before="280"/>
+      </w:pPr>
+      <w:r>
         <w:t xml:space="preserve">Technical Read (Weekly / Monthly MACD + Bollinger Bands, or RSI/CCI/Williams %R proxy)</w:t>
       </w:r>
     </w:p>
@@ -490,6 +1108,34 @@
           <w:szCs w:val="24"/>
         </w:rPr>
         <w:t xml:space="preserve">neither</w:t>
+      </w:r>
+    </w:p>
+    <w:p>
+      <w:pPr>
+        <w:spacing w:after="120"/>
+      </w:pPr>
+      <w:r>
+        <w:rPr>
+          <w:color w:val="666666"/>
+          <w:sz w:val="20"/>
+          <w:szCs w:val="20"/>
+        </w:rPr>
+        <w:t xml:space="preserve">4-box gate — tailwind: weak · TAM: weak · moat: weak · valuation: yes  (score 2.5 / 4)</w:t>
+      </w:r>
+    </w:p>
+    <w:p>
+      <w:pPr>
+        <w:spacing w:after="120"/>
+      </w:pPr>
+      <w:r>
+        <w:rPr>
+          <w:i/>
+          <w:iCs/>
+          <w:color w:val="666666"/>
+          <w:sz w:val="20"/>
+          <w:szCs w:val="20"/>
+        </w:rPr>
+        <w:t xml:space="preserve">EAAA IPO/placement is a genuine value-unlock (valuation=yes) but magnitude only supports re-rating not 10x; weak growth/high leverage undercut other boxes.</w:t>
       </w:r>
     </w:p>
     <w:p>
